--- a/docs/AUREN_Full_Project_Paper_v4_Readiness.docx
+++ b/docs/AUREN_Full_Project_Paper_v4_Readiness.docx
@@ -4237,7 +4237,7 @@
           <w:sz w:val="34"/>
           <w:szCs w:val="34"/>
         </w:rPr>
-        <w:t xml:space="preserve">Part Five — Measurement and Certification</w:t>
+        <w:t xml:space="preserve">Part Five — The Investor Journey Over Time</w:t>
       </w:r>
     </w:p>
     <w:p>
@@ -4254,264 +4254,85 @@
           <w:sz w:val="26"/>
           <w:szCs w:val="26"/>
         </w:rPr>
-        <w:t xml:space="preserve">14. The AUREN Investor Readiness Score (AIRS)</w:t>
-      </w:r>
-    </w:p>
-    <w:p>
-      <w:pPr>
-        <w:spacing w:after="160" w:line="300"/>
-      </w:pPr>
-      <w:r>
-        <w:rPr>
-          <w:rFonts w:ascii="Calibri" w:cs="Calibri" w:eastAsia="Calibri" w:hAnsi="Calibri"/>
-          <w:color w:val="111418"/>
-          <w:sz w:val="22"/>
-          <w:szCs w:val="22"/>
-        </w:rPr>
-        <w:t xml:space="preserve">The AUREN Investor Readiness Score — </w:t>
-      </w:r>
-      <w:r>
-        <w:rPr>
-          <w:rFonts w:ascii="Calibri" w:cs="Calibri" w:eastAsia="Calibri" w:hAnsi="Calibri"/>
-          <w:b/>
-          <w:bCs/>
-          <w:color w:val="111418"/>
-          <w:sz w:val="22"/>
-          <w:szCs w:val="22"/>
-        </w:rPr>
-        <w:t xml:space="preserve">AIRS</w:t>
-      </w:r>
-      <w:r>
-        <w:rPr>
-          <w:rFonts w:ascii="Calibri" w:cs="Calibri" w:eastAsia="Calibri" w:hAnsi="Calibri"/>
-          <w:color w:val="111418"/>
-          <w:sz w:val="22"/>
-          <w:szCs w:val="22"/>
-        </w:rPr>
-        <w:t xml:space="preserve"> — reflects demonstrated performance across the five readiness dimensions.</w:t>
-      </w:r>
-    </w:p>
-    <w:p>
-      <w:pPr>
-        <w:spacing w:after="160" w:line="300"/>
-      </w:pPr>
-      <w:r>
-        <w:rPr>
-          <w:rFonts w:ascii="Calibri" w:cs="Calibri" w:eastAsia="Calibri" w:hAnsi="Calibri"/>
-          <w:color w:val="111418"/>
-          <w:sz w:val="22"/>
-          <w:szCs w:val="22"/>
-        </w:rPr>
-        <w:t xml:space="preserve">It should be understood as a developmental measure rather than a permanent judgment.</w:t>
-      </w:r>
-    </w:p>
-    <w:p>
-      <w:pPr>
-        <w:spacing w:after="160" w:line="300"/>
-      </w:pPr>
-      <w:r>
-        <w:rPr>
-          <w:rFonts w:ascii="Calibri" w:cs="Calibri" w:eastAsia="Calibri" w:hAnsi="Calibri"/>
-          <w:color w:val="111418"/>
-          <w:sz w:val="22"/>
-          <w:szCs w:val="22"/>
-        </w:rPr>
-        <w:t xml:space="preserve">An investor may begin with a low score in AI Literacy and Scam Resistance. After completing targeted learning and varied simulations, the investor may demonstrate stronger source verification, better recognition of manipulation and more disciplined responses.</w:t>
-      </w:r>
-    </w:p>
-    <w:p>
-      <w:pPr>
-        <w:spacing w:after="160" w:line="300"/>
-      </w:pPr>
-      <w:r>
-        <w:rPr>
-          <w:rFonts w:ascii="Calibri" w:cs="Calibri" w:eastAsia="Calibri" w:hAnsi="Calibri"/>
-          <w:color w:val="111418"/>
-          <w:sz w:val="22"/>
-          <w:szCs w:val="22"/>
-        </w:rPr>
-        <w:t xml:space="preserve">Each movement in the score is supported by evidence from actual interactions.</w:t>
-      </w:r>
-    </w:p>
-    <w:p>
-      <w:pPr>
-        <w:spacing w:after="160" w:line="300"/>
-      </w:pPr>
-      <w:r>
-        <w:rPr>
-          <w:rFonts w:ascii="Calibri" w:cs="Calibri" w:eastAsia="Calibri" w:hAnsi="Calibri"/>
-          <w:color w:val="111418"/>
-          <w:sz w:val="22"/>
-          <w:szCs w:val="22"/>
-        </w:rPr>
-        <w:t xml:space="preserve">This creates explainability for the investor and auditability for the institution. When a regulator asks how outcomes are measured — a question the IOSCO application process asks explicitly — the answer is not a methodology description. It is the evidence trail itself.</w:t>
-      </w:r>
-    </w:p>
-    <w:p>
-      <w:pPr>
-        <w:spacing w:after="160" w:line="300"/>
-      </w:pPr>
-      <w:r>
-        <w:rPr>
-          <w:rFonts w:ascii="Calibri" w:cs="Calibri" w:eastAsia="Calibri" w:hAnsi="Calibri"/>
-          <w:color w:val="111418"/>
-          <w:sz w:val="22"/>
-          <w:szCs w:val="22"/>
-        </w:rPr>
-        <w:t xml:space="preserve">The score can support:</w:t>
-      </w:r>
-    </w:p>
-    <w:p>
-      <w:pPr>
-        <w:pStyle w:val="ListParagraph"/>
-        <w:numPr>
-          <w:ilvl w:val="0"/>
-          <w:numId w:val="2"/>
-        </w:numPr>
-        <w:spacing w:after="60" w:line="280"/>
-      </w:pPr>
-      <w:r>
-        <w:rPr>
-          <w:rFonts w:ascii="Calibri" w:cs="Calibri" w:eastAsia="Calibri" w:hAnsi="Calibri"/>
-          <w:color w:val="111418"/>
-          <w:sz w:val="22"/>
-          <w:szCs w:val="22"/>
-        </w:rPr>
-        <w:t xml:space="preserve">personalised development;</w:t>
-      </w:r>
-    </w:p>
-    <w:p>
-      <w:pPr>
-        <w:pStyle w:val="ListParagraph"/>
-        <w:numPr>
-          <w:ilvl w:val="0"/>
-          <w:numId w:val="2"/>
-        </w:numPr>
-        <w:spacing w:after="60" w:line="280"/>
-      </w:pPr>
-      <w:r>
-        <w:rPr>
-          <w:rFonts w:ascii="Calibri" w:cs="Calibri" w:eastAsia="Calibri" w:hAnsi="Calibri"/>
-          <w:color w:val="111418"/>
-          <w:sz w:val="22"/>
-          <w:szCs w:val="22"/>
-        </w:rPr>
-        <w:t xml:space="preserve">scenario progression;</w:t>
-      </w:r>
-    </w:p>
-    <w:p>
-      <w:pPr>
-        <w:pStyle w:val="ListParagraph"/>
-        <w:numPr>
-          <w:ilvl w:val="0"/>
-          <w:numId w:val="2"/>
-        </w:numPr>
-        <w:spacing w:after="60" w:line="280"/>
-      </w:pPr>
-      <w:r>
-        <w:rPr>
-          <w:rFonts w:ascii="Calibri" w:cs="Calibri" w:eastAsia="Calibri" w:hAnsi="Calibri"/>
-          <w:color w:val="111418"/>
-          <w:sz w:val="22"/>
-          <w:szCs w:val="22"/>
-        </w:rPr>
-        <w:t xml:space="preserve">competency certification;</w:t>
-      </w:r>
-    </w:p>
-    <w:p>
-      <w:pPr>
-        <w:pStyle w:val="ListParagraph"/>
-        <w:numPr>
-          <w:ilvl w:val="0"/>
-          <w:numId w:val="2"/>
-        </w:numPr>
-        <w:spacing w:after="60" w:line="280"/>
-      </w:pPr>
-      <w:r>
-        <w:rPr>
-          <w:rFonts w:ascii="Calibri" w:cs="Calibri" w:eastAsia="Calibri" w:hAnsi="Calibri"/>
-          <w:color w:val="111418"/>
-          <w:sz w:val="22"/>
-          <w:szCs w:val="22"/>
-        </w:rPr>
-        <w:t xml:space="preserve">cohort comparison;</w:t>
-      </w:r>
-    </w:p>
-    <w:p>
-      <w:pPr>
-        <w:pStyle w:val="ListParagraph"/>
-        <w:numPr>
-          <w:ilvl w:val="0"/>
-          <w:numId w:val="2"/>
-        </w:numPr>
-        <w:spacing w:after="60" w:line="280"/>
-      </w:pPr>
-      <w:r>
-        <w:rPr>
-          <w:rFonts w:ascii="Calibri" w:cs="Calibri" w:eastAsia="Calibri" w:hAnsi="Calibri"/>
-          <w:color w:val="111418"/>
-          <w:sz w:val="22"/>
-          <w:szCs w:val="22"/>
-        </w:rPr>
-        <w:t xml:space="preserve">programme evaluation;</w:t>
-      </w:r>
-    </w:p>
-    <w:p>
-      <w:pPr>
-        <w:pStyle w:val="ListParagraph"/>
-        <w:numPr>
-          <w:ilvl w:val="0"/>
-          <w:numId w:val="2"/>
-        </w:numPr>
-        <w:spacing w:after="60" w:line="280"/>
-      </w:pPr>
-      <w:r>
-        <w:rPr>
-          <w:rFonts w:ascii="Calibri" w:cs="Calibri" w:eastAsia="Calibri" w:hAnsi="Calibri"/>
-          <w:color w:val="111418"/>
-          <w:sz w:val="22"/>
-          <w:szCs w:val="22"/>
-        </w:rPr>
-        <w:t xml:space="preserve">research into investor vulnerability.</w:t>
-      </w:r>
-    </w:p>
-    <w:p>
-      <w:pPr>
-        <w:spacing w:after="160" w:line="300"/>
-      </w:pPr>
-      <w:r>
-        <w:rPr>
-          <w:rFonts w:ascii="Calibri" w:cs="Calibri" w:eastAsia="Calibri" w:hAnsi="Calibri"/>
-          <w:color w:val="111418"/>
-          <w:sz w:val="22"/>
-          <w:szCs w:val="22"/>
-        </w:rPr>
-        <w:t xml:space="preserve">AUREN measures behaviour demonstrated within the platform.</w:t>
-      </w:r>
-    </w:p>
-    <w:p>
-      <w:pPr>
-        <w:spacing w:after="160" w:line="300"/>
-      </w:pPr>
-      <w:r>
-        <w:rPr>
-          <w:rFonts w:ascii="Calibri" w:cs="Calibri" w:eastAsia="Calibri" w:hAnsi="Calibri"/>
-          <w:b/>
-          <w:bCs/>
-          <w:color w:val="111418"/>
-          <w:sz w:val="22"/>
-          <w:szCs w:val="22"/>
-        </w:rPr>
-        <w:t xml:space="preserve">The score should not be presented as a guarantee of future conduct or complete immunity from fraud.</w:t>
-      </w:r>
-      <w:r>
-        <w:rPr>
-          <w:rFonts w:ascii="Calibri" w:cs="Calibri" w:eastAsia="Calibri" w:hAnsi="Calibri"/>
-          <w:color w:val="111418"/>
-          <w:sz w:val="22"/>
-          <w:szCs w:val="22"/>
-        </w:rPr>
-        <w:t xml:space="preserve"> Its purpose is to provide a structured and evidence-based view of investor preparedness.</w:t>
+        <w:t xml:space="preserve">14. Two Front Doors</w:t>
+      </w:r>
+    </w:p>
+    <w:p>
+      <w:pPr>
+        <w:spacing w:after="160" w:line="300"/>
+      </w:pPr>
+      <w:r>
+        <w:rPr>
+          <w:rFonts w:ascii="Calibri" w:cs="Calibri" w:eastAsia="Calibri" w:hAnsi="Calibri"/>
+          <w:color w:val="111418"/>
+          <w:sz w:val="22"/>
+          <w:szCs w:val="22"/>
+        </w:rPr>
+        <w:t xml:space="preserve">The platform is entered through two deliberately different front doors.</w:t>
+      </w:r>
+    </w:p>
+    <w:p>
+      <w:pPr>
+        <w:spacing w:after="160" w:line="300"/>
+      </w:pPr>
+      <w:r>
+        <w:rPr>
+          <w:rFonts w:ascii="Calibri" w:cs="Calibri" w:eastAsia="Calibri" w:hAnsi="Calibri"/>
+          <w:b/>
+          <w:bCs/>
+          <w:color w:val="111418"/>
+          <w:sz w:val="22"/>
+          <w:szCs w:val="22"/>
+        </w:rPr>
+        <w:t xml:space="preserve">Direct-to-consumer.</w:t>
+      </w:r>
+      <w:r>
+        <w:rPr>
+          <w:rFonts w:ascii="Calibri" w:cs="Calibri" w:eastAsia="Calibri" w:hAnsi="Calibri"/>
+          <w:color w:val="111418"/>
+          <w:sz w:val="22"/>
+          <w:szCs w:val="22"/>
+        </w:rPr>
+        <w:t xml:space="preserve"> The retail investor meets AUREN before creating an account. She conducts the onboarding conversation as a guest session and presents the starting readiness picture. Only then does she invite the investor to register — to keep the score, and to let her remember them. Identity verification is not requested at the door; eKYC and liveness are reserved for the certification gate, where the credential must be trustworthy. Value first, commitment second.</w:t>
+      </w:r>
+    </w:p>
+    <w:p>
+      <w:pPr>
+        <w:spacing w:after="160" w:line="300"/>
+      </w:pPr>
+      <w:r>
+        <w:rPr>
+          <w:rFonts w:ascii="Calibri" w:cs="Calibri" w:eastAsia="Calibri" w:hAnsi="Calibri"/>
+          <w:b/>
+          <w:bCs/>
+          <w:color w:val="111418"/>
+          <w:sz w:val="22"/>
+          <w:szCs w:val="22"/>
+        </w:rPr>
+        <w:t xml:space="preserve">Institutional.</w:t>
+      </w:r>
+      <w:r>
+        <w:rPr>
+          <w:rFonts w:ascii="Calibri" w:cs="Calibri" w:eastAsia="Calibri" w:hAnsi="Calibri"/>
+          <w:color w:val="111418"/>
+          <w:sz w:val="22"/>
+          <w:szCs w:val="22"/>
+        </w:rPr>
+        <w:t xml:space="preserve"> When a bank, broker, university or regulator issues the seat, the order inverts: the investor arrives through institutional authentication or eKYC, and AUREN's opening acknowledges the context — the institution has asked her to prepare the investor before a product is activated, a course is credited or a campaign objective is met.</w:t>
+      </w:r>
+    </w:p>
+    <w:p>
+      <w:pPr>
+        <w:spacing w:after="160" w:line="300"/>
+      </w:pPr>
+      <w:r>
+        <w:rPr>
+          <w:rFonts w:ascii="Calibri" w:cs="Calibri" w:eastAsia="Calibri" w:hAnsi="Calibri"/>
+          <w:color w:val="111418"/>
+          <w:sz w:val="22"/>
+          <w:szCs w:val="22"/>
+        </w:rPr>
+        <w:t xml:space="preserve">The journey that follows is the same in both cases. Only the door differs.</w:t>
       </w:r>
     </w:p>
     <w:p>
@@ -4528,235 +4349,366 @@
           <w:sz w:val="26"/>
           <w:szCs w:val="26"/>
         </w:rPr>
-        <w:t xml:space="preserve">15. Certification of Demonstrated Competency</w:t>
-      </w:r>
-    </w:p>
-    <w:p>
-      <w:pPr>
-        <w:spacing w:after="160" w:line="300"/>
-      </w:pPr>
-      <w:r>
-        <w:rPr>
-          <w:rFonts w:ascii="Calibri" w:cs="Calibri" w:eastAsia="Calibri" w:hAnsi="Calibri"/>
-          <w:color w:val="111418"/>
-          <w:sz w:val="22"/>
-          <w:szCs w:val="22"/>
-        </w:rPr>
-        <w:t xml:space="preserve">Traditional certification often confirms that an investor completed a course.</w:t>
-      </w:r>
-    </w:p>
-    <w:p>
-      <w:pPr>
-        <w:spacing w:after="160" w:line="300"/>
-      </w:pPr>
-      <w:r>
-        <w:rPr>
-          <w:rFonts w:ascii="Calibri" w:cs="Calibri" w:eastAsia="Calibri" w:hAnsi="Calibri"/>
-          <w:color w:val="111418"/>
-          <w:sz w:val="22"/>
-          <w:szCs w:val="22"/>
-        </w:rPr>
-        <w:t xml:space="preserve">AUREN certification can confirm that the investor demonstrated defined behaviours within controlled scenarios.</w:t>
-      </w:r>
-    </w:p>
-    <w:p>
-      <w:pPr>
-        <w:spacing w:after="160" w:line="300"/>
-      </w:pPr>
-      <w:r>
-        <w:rPr>
-          <w:rFonts w:ascii="Calibri" w:cs="Calibri" w:eastAsia="Calibri" w:hAnsi="Calibri"/>
-          <w:color w:val="111418"/>
-          <w:sz w:val="22"/>
-          <w:szCs w:val="22"/>
-        </w:rPr>
-        <w:t xml:space="preserve">For example, certification may require the investor to:</w:t>
-      </w:r>
-    </w:p>
-    <w:p>
-      <w:pPr>
-        <w:pStyle w:val="ListParagraph"/>
-        <w:numPr>
-          <w:ilvl w:val="0"/>
-          <w:numId w:val="2"/>
-        </w:numPr>
-        <w:spacing w:after="60" w:line="280"/>
-      </w:pPr>
-      <w:r>
-        <w:rPr>
-          <w:rFonts w:ascii="Calibri" w:cs="Calibri" w:eastAsia="Calibri" w:hAnsi="Calibri"/>
-          <w:color w:val="111418"/>
-          <w:sz w:val="22"/>
-          <w:szCs w:val="22"/>
-        </w:rPr>
-        <w:t xml:space="preserve">challenge unsupported claims;</w:t>
-      </w:r>
-    </w:p>
-    <w:p>
-      <w:pPr>
-        <w:pStyle w:val="ListParagraph"/>
-        <w:numPr>
-          <w:ilvl w:val="0"/>
-          <w:numId w:val="2"/>
-        </w:numPr>
-        <w:spacing w:after="60" w:line="280"/>
-      </w:pPr>
-      <w:r>
-        <w:rPr>
-          <w:rFonts w:ascii="Calibri" w:cs="Calibri" w:eastAsia="Calibri" w:hAnsi="Calibri"/>
-          <w:color w:val="111418"/>
-          <w:sz w:val="22"/>
-          <w:szCs w:val="22"/>
-        </w:rPr>
-        <w:t xml:space="preserve">verify an entity through an approved source;</w:t>
-      </w:r>
-    </w:p>
-    <w:p>
-      <w:pPr>
-        <w:pStyle w:val="ListParagraph"/>
-        <w:numPr>
-          <w:ilvl w:val="0"/>
-          <w:numId w:val="2"/>
-        </w:numPr>
-        <w:spacing w:after="60" w:line="280"/>
-      </w:pPr>
-      <w:r>
-        <w:rPr>
-          <w:rFonts w:ascii="Calibri" w:cs="Calibri" w:eastAsia="Calibri" w:hAnsi="Calibri"/>
-          <w:color w:val="111418"/>
-          <w:sz w:val="22"/>
-          <w:szCs w:val="22"/>
-        </w:rPr>
-        <w:t xml:space="preserve">recognise urgency as a manipulation technique;</w:t>
-      </w:r>
-    </w:p>
-    <w:p>
-      <w:pPr>
-        <w:pStyle w:val="ListParagraph"/>
-        <w:numPr>
-          <w:ilvl w:val="0"/>
-          <w:numId w:val="2"/>
-        </w:numPr>
-        <w:spacing w:after="60" w:line="280"/>
-      </w:pPr>
-      <w:r>
-        <w:rPr>
-          <w:rFonts w:ascii="Calibri" w:cs="Calibri" w:eastAsia="Calibri" w:hAnsi="Calibri"/>
-          <w:color w:val="111418"/>
-          <w:sz w:val="22"/>
-          <w:szCs w:val="22"/>
-        </w:rPr>
-        <w:t xml:space="preserve">refuse an unverified transfer request;</w:t>
-      </w:r>
-    </w:p>
-    <w:p>
-      <w:pPr>
-        <w:pStyle w:val="ListParagraph"/>
-        <w:numPr>
-          <w:ilvl w:val="0"/>
-          <w:numId w:val="2"/>
-        </w:numPr>
-        <w:spacing w:after="60" w:line="280"/>
-      </w:pPr>
-      <w:r>
-        <w:rPr>
-          <w:rFonts w:ascii="Calibri" w:cs="Calibri" w:eastAsia="Calibri" w:hAnsi="Calibri"/>
-          <w:color w:val="111418"/>
-          <w:sz w:val="22"/>
-          <w:szCs w:val="22"/>
-        </w:rPr>
-        <w:t xml:space="preserve">identify the limitations of AI-generated information;</w:t>
-      </w:r>
-    </w:p>
-    <w:p>
-      <w:pPr>
-        <w:pStyle w:val="ListParagraph"/>
-        <w:numPr>
-          <w:ilvl w:val="0"/>
-          <w:numId w:val="2"/>
-        </w:numPr>
-        <w:spacing w:after="60" w:line="280"/>
-      </w:pPr>
-      <w:r>
-        <w:rPr>
-          <w:rFonts w:ascii="Calibri" w:cs="Calibri" w:eastAsia="Calibri" w:hAnsi="Calibri"/>
-          <w:color w:val="111418"/>
-          <w:sz w:val="22"/>
-          <w:szCs w:val="22"/>
-        </w:rPr>
-        <w:t xml:space="preserve">explain relevant investment risks;</w:t>
-      </w:r>
-    </w:p>
-    <w:p>
-      <w:pPr>
-        <w:pStyle w:val="ListParagraph"/>
-        <w:numPr>
-          <w:ilvl w:val="0"/>
-          <w:numId w:val="2"/>
-        </w:numPr>
-        <w:spacing w:after="60" w:line="280"/>
-      </w:pPr>
-      <w:r>
-        <w:rPr>
-          <w:rFonts w:ascii="Calibri" w:cs="Calibri" w:eastAsia="Calibri" w:hAnsi="Calibri"/>
-          <w:color w:val="111418"/>
-          <w:sz w:val="22"/>
-          <w:szCs w:val="22"/>
-        </w:rPr>
-        <w:t xml:space="preserve">maintain discipline during a simulated market event.</w:t>
-      </w:r>
-    </w:p>
-    <w:p>
-      <w:pPr>
-        <w:spacing w:after="160" w:line="300"/>
-      </w:pPr>
-      <w:r>
-        <w:rPr>
-          <w:rFonts w:ascii="Calibri" w:cs="Calibri" w:eastAsia="Calibri" w:hAnsi="Calibri"/>
-          <w:color w:val="111418"/>
-          <w:sz w:val="22"/>
-          <w:szCs w:val="22"/>
-        </w:rPr>
-        <w:t xml:space="preserve">Certification criteria can be configured according to the deploying institution or jurisdiction. A bank may define specific investor-education requirements. A university may integrate AUREN into financial or digital-literacy programmes. A regulator may define national investor-protection competencies.</w:t>
-      </w:r>
-    </w:p>
-    <w:p>
-      <w:pPr>
-        <w:spacing w:after="160" w:line="300"/>
-      </w:pPr>
-      <w:r>
-        <w:rPr>
-          <w:rFonts w:ascii="Calibri" w:cs="Calibri" w:eastAsia="Calibri" w:hAnsi="Calibri"/>
-          <w:color w:val="111418"/>
-          <w:sz w:val="22"/>
-          <w:szCs w:val="22"/>
-        </w:rPr>
-        <w:t xml:space="preserve">The system can classify outcomes as: </w:t>
-      </w:r>
-      <w:r>
-        <w:rPr>
-          <w:rFonts w:ascii="Calibri" w:cs="Calibri" w:eastAsia="Calibri" w:hAnsi="Calibri"/>
-          <w:b/>
-          <w:bCs/>
-          <w:color w:val="111418"/>
-          <w:sz w:val="22"/>
-          <w:szCs w:val="22"/>
-        </w:rPr>
-        <w:t xml:space="preserve">certified · needs review · requires retraining.</w:t>
-      </w:r>
-    </w:p>
-    <w:p>
-      <w:pPr>
-        <w:spacing w:after="160" w:line="300"/>
-      </w:pPr>
-      <w:r>
-        <w:rPr>
-          <w:rFonts w:ascii="Calibri" w:cs="Calibri" w:eastAsia="Calibri" w:hAnsi="Calibri"/>
-          <w:color w:val="111418"/>
-          <w:sz w:val="22"/>
-          <w:szCs w:val="22"/>
-        </w:rPr>
-        <w:t xml:space="preserve">Every classification remains connected to transcript evidence and the applicable assessment framework.</w:t>
+        <w:t xml:space="preserve">15. Levels, Not Menus</w:t>
+      </w:r>
+    </w:p>
+    <w:p>
+      <w:pPr>
+        <w:spacing w:after="160" w:line="300"/>
+      </w:pPr>
+      <w:r>
+        <w:rPr>
+          <w:rFonts w:ascii="Calibri" w:cs="Calibri" w:eastAsia="Calibri" w:hAnsi="Calibri"/>
+          <w:color w:val="111418"/>
+          <w:sz w:val="22"/>
+          <w:szCs w:val="22"/>
+        </w:rPr>
+        <w:t xml:space="preserve">The onboarding conversation does more than open the relationship. It routes it.</w:t>
+      </w:r>
+    </w:p>
+    <w:p>
+      <w:pPr>
+        <w:spacing w:after="160" w:line="300"/>
+      </w:pPr>
+      <w:r>
+        <w:rPr>
+          <w:rFonts w:ascii="Calibri" w:cs="Calibri" w:eastAsia="Calibri" w:hAnsi="Calibri"/>
+          <w:color w:val="111418"/>
+          <w:sz w:val="22"/>
+          <w:szCs w:val="22"/>
+        </w:rPr>
+        <w:t xml:space="preserve">AUREN's interview is adaptive: each answer determines the next probe, so an experienced trader is never asked what a stock is, and a first-time investor is never confronted with portfolio theory. From a few minutes of conversation the platform assigns a starting level band — </w:t>
+      </w:r>
+      <w:r>
+        <w:rPr>
+          <w:rFonts w:ascii="Calibri" w:cs="Calibri" w:eastAsia="Calibri" w:hAnsi="Calibri"/>
+          <w:b/>
+          <w:bCs/>
+          <w:color w:val="111418"/>
+          <w:sz w:val="22"/>
+          <w:szCs w:val="22"/>
+        </w:rPr>
+        <w:t xml:space="preserve">Novice, Developing, Confident or Advanced</w:t>
+      </w:r>
+      <w:r>
+        <w:rPr>
+          <w:rFonts w:ascii="Calibri" w:cs="Calibri" w:eastAsia="Calibri" w:hAnsi="Calibri"/>
+          <w:color w:val="111418"/>
+          <w:sz w:val="22"/>
+          <w:szCs w:val="22"/>
+        </w:rPr>
+        <w:t xml:space="preserve"> — alongside the five-dimension readiness profile.</w:t>
+      </w:r>
+    </w:p>
+    <w:p>
+      <w:pPr>
+        <w:spacing w:after="160" w:line="300"/>
+      </w:pPr>
+      <w:r>
+        <w:rPr>
+          <w:rFonts w:ascii="Calibri" w:cs="Calibri" w:eastAsia="Calibri" w:hAnsi="Calibri"/>
+          <w:color w:val="111418"/>
+          <w:sz w:val="22"/>
+          <w:szCs w:val="22"/>
+        </w:rPr>
+        <w:t xml:space="preserve">The band silently configures the journey:</w:t>
+      </w:r>
+    </w:p>
+    <w:p>
+      <w:pPr>
+        <w:pStyle w:val="ListParagraph"/>
+        <w:numPr>
+          <w:ilvl w:val="0"/>
+          <w:numId w:val="2"/>
+        </w:numPr>
+        <w:spacing w:after="60" w:line="280"/>
+      </w:pPr>
+      <w:r>
+        <w:rPr>
+          <w:rFonts w:ascii="Calibri" w:cs="Calibri" w:eastAsia="Calibri" w:hAnsi="Calibri"/>
+          <w:b/>
+          <w:bCs/>
+          <w:color w:val="111418"/>
+          <w:sz w:val="22"/>
+          <w:szCs w:val="22"/>
+        </w:rPr>
+        <w:t xml:space="preserve">Scenario difficulty.</w:t>
+      </w:r>
+      <w:r>
+        <w:rPr>
+          <w:rFonts w:ascii="Calibri" w:cs="Calibri" w:eastAsia="Calibri" w:hAnsi="Calibri"/>
+          <w:color w:val="111418"/>
+          <w:sz w:val="22"/>
+          <w:szCs w:val="22"/>
+        </w:rPr>
+        <w:t xml:space="preserve"> A novice faces the classic, recognisable recruitment pattern. An advanced investor faces the polished version — credible language, plausible credentials, professional pressure.</w:t>
+      </w:r>
+    </w:p>
+    <w:p>
+      <w:pPr>
+        <w:pStyle w:val="ListParagraph"/>
+        <w:numPr>
+          <w:ilvl w:val="0"/>
+          <w:numId w:val="2"/>
+        </w:numPr>
+        <w:spacing w:after="60" w:line="280"/>
+      </w:pPr>
+      <w:r>
+        <w:rPr>
+          <w:rFonts w:ascii="Calibri" w:cs="Calibri" w:eastAsia="Calibri" w:hAnsi="Calibri"/>
+          <w:b/>
+          <w:bCs/>
+          <w:color w:val="111418"/>
+          <w:sz w:val="22"/>
+          <w:szCs w:val="22"/>
+        </w:rPr>
+        <w:t xml:space="preserve">Coaching intensity.</w:t>
+      </w:r>
+      <w:r>
+        <w:rPr>
+          <w:rFonts w:ascii="Calibri" w:cs="Calibri" w:eastAsia="Calibri" w:hAnsi="Calibri"/>
+          <w:color w:val="111418"/>
+          <w:sz w:val="22"/>
+          <w:szCs w:val="22"/>
+        </w:rPr>
+        <w:t xml:space="preserve"> A novice receives live intervention at the first risky move. A confident investor is coached only when risk actually appears. An advanced investor is observed in silence and receives the full debrief at the end — the mode of a professional assessment.</w:t>
+      </w:r>
+    </w:p>
+    <w:p>
+      <w:pPr>
+        <w:pStyle w:val="ListParagraph"/>
+        <w:numPr>
+          <w:ilvl w:val="0"/>
+          <w:numId w:val="2"/>
+        </w:numPr>
+        <w:spacing w:after="60" w:line="280"/>
+      </w:pPr>
+      <w:r>
+        <w:rPr>
+          <w:rFonts w:ascii="Calibri" w:cs="Calibri" w:eastAsia="Calibri" w:hAnsi="Calibri"/>
+          <w:b/>
+          <w:bCs/>
+          <w:color w:val="111418"/>
+          <w:sz w:val="22"/>
+          <w:szCs w:val="22"/>
+        </w:rPr>
+        <w:t xml:space="preserve">Persona sophistication.</w:t>
+      </w:r>
+      <w:r>
+        <w:rPr>
+          <w:rFonts w:ascii="Calibri" w:cs="Calibri" w:eastAsia="Calibri" w:hAnsi="Calibri"/>
+          <w:color w:val="111418"/>
+          <w:sz w:val="22"/>
+          <w:szCs w:val="22"/>
+        </w:rPr>
+        <w:t xml:space="preserve"> The adversary is always calibrated to be worth beating.</w:t>
+      </w:r>
+    </w:p>
+    <w:p>
+      <w:pPr>
+        <w:spacing w:after="160" w:line="300"/>
+      </w:pPr>
+      <w:r>
+        <w:rPr>
+          <w:rFonts w:ascii="Calibri" w:cs="Calibri" w:eastAsia="Calibri" w:hAnsi="Calibri"/>
+          <w:color w:val="111418"/>
+          <w:sz w:val="22"/>
+          <w:szCs w:val="22"/>
+        </w:rPr>
+        <w:t xml:space="preserve">The investor never chooses from a menu of courses. AUREN prescribes — because a mentor who asks "what would you like to learn?" is not assessing, and a platform that gives every investor the same three questions is not personalising.</w:t>
+      </w:r>
+    </w:p>
+    <w:p>
+      <w:pPr>
+        <w:pStyle w:val="Heading2"/>
+        <w:spacing w:after="150" w:before="320"/>
+      </w:pPr>
+      <w:r>
+        <w:rPr>
+          <w:rFonts w:ascii="Cambria" w:cs="Cambria" w:eastAsia="Cambria" w:hAnsi="Cambria"/>
+          <w:b/>
+          <w:bCs/>
+          <w:color w:val="111418"/>
+          <w:sz w:val="26"/>
+          <w:szCs w:val="26"/>
+        </w:rPr>
+        <w:t xml:space="preserve">16. The Feedback Loop That Brings Investors Back</w:t>
+      </w:r>
+    </w:p>
+    <w:p>
+      <w:pPr>
+        <w:spacing w:after="160" w:line="300"/>
+      </w:pPr>
+      <w:r>
+        <w:rPr>
+          <w:rFonts w:ascii="Calibri" w:cs="Calibri" w:eastAsia="Calibri" w:hAnsi="Calibri"/>
+          <w:color w:val="111418"/>
+          <w:sz w:val="22"/>
+          <w:szCs w:val="22"/>
+        </w:rPr>
+        <w:t xml:space="preserve">A single session proves a mechanic. Readiness is built by the loop.</w:t>
+      </w:r>
+    </w:p>
+    <w:p>
+      <w:pPr>
+        <w:spacing w:after="160" w:line="300"/>
+      </w:pPr>
+      <w:r>
+        <w:rPr>
+          <w:rFonts w:ascii="Calibri" w:cs="Calibri" w:eastAsia="Calibri" w:hAnsi="Calibri"/>
+          <w:color w:val="111418"/>
+          <w:sz w:val="22"/>
+          <w:szCs w:val="22"/>
+        </w:rPr>
+        <w:t xml:space="preserve">Every session ends with a booked next action: AUREN names the one behaviour she will retest — unprompted, in a new disguise — the next time the investor returns. When they do, she opens with memory: the exact words of the weakest moment, and a fresh variation of the same underlying trap. Passing the variation is worth more than passing the original, because it demonstrates pattern recognition rather than memorisation.</w:t>
+      </w:r>
+    </w:p>
+    <w:p>
+      <w:pPr>
+        <w:spacing w:after="160" w:line="300"/>
+      </w:pPr>
+      <w:r>
+        <w:rPr>
+          <w:rFonts w:ascii="Calibri" w:cs="Calibri" w:eastAsia="Calibri" w:hAnsi="Calibri"/>
+          <w:color w:val="111418"/>
+          <w:sz w:val="22"/>
+          <w:szCs w:val="22"/>
+        </w:rPr>
+        <w:t xml:space="preserve">Across weeks, the loop compounds:</w:t>
+      </w:r>
+    </w:p>
+    <w:p>
+      <w:pPr>
+        <w:pStyle w:val="ListParagraph"/>
+        <w:numPr>
+          <w:ilvl w:val="0"/>
+          <w:numId w:val="2"/>
+        </w:numPr>
+        <w:spacing w:after="60" w:line="280"/>
+      </w:pPr>
+      <w:r>
+        <w:rPr>
+          <w:rFonts w:ascii="Calibri" w:cs="Calibri" w:eastAsia="Calibri" w:hAnsi="Calibri"/>
+          <w:b/>
+          <w:bCs/>
+          <w:color w:val="111418"/>
+          <w:sz w:val="22"/>
+          <w:szCs w:val="22"/>
+        </w:rPr>
+        <w:t xml:space="preserve">Spaced retesting.</w:t>
+      </w:r>
+      <w:r>
+        <w:rPr>
+          <w:rFonts w:ascii="Calibri" w:cs="Calibri" w:eastAsia="Calibri" w:hAnsi="Calibri"/>
+          <w:color w:val="111418"/>
+          <w:sz w:val="22"/>
+          <w:szCs w:val="22"/>
+        </w:rPr>
+        <w:t xml:space="preserve"> Failed moments return as variations at increasing intervals until the behaviour transfers.</w:t>
+      </w:r>
+    </w:p>
+    <w:p>
+      <w:pPr>
+        <w:pStyle w:val="ListParagraph"/>
+        <w:numPr>
+          <w:ilvl w:val="0"/>
+          <w:numId w:val="2"/>
+        </w:numPr>
+        <w:spacing w:after="60" w:line="280"/>
+      </w:pPr>
+      <w:r>
+        <w:rPr>
+          <w:rFonts w:ascii="Calibri" w:cs="Calibri" w:eastAsia="Calibri" w:hAnsi="Calibri"/>
+          <w:b/>
+          <w:bCs/>
+          <w:color w:val="111418"/>
+          <w:sz w:val="22"/>
+          <w:szCs w:val="22"/>
+        </w:rPr>
+        <w:t xml:space="preserve">Readiness decay.</w:t>
+      </w:r>
+      <w:r>
+        <w:rPr>
+          <w:rFonts w:ascii="Calibri" w:cs="Calibri" w:eastAsia="Calibri" w:hAnsi="Calibri"/>
+          <w:color w:val="111418"/>
+          <w:sz w:val="22"/>
+          <w:szCs w:val="22"/>
+        </w:rPr>
+        <w:t xml:space="preserve"> A dimension left untested for too long is honestly marked as unverified — because real readiness decays, and saying so is both accurate and motivating.</w:t>
+      </w:r>
+    </w:p>
+    <w:p>
+      <w:pPr>
+        <w:pStyle w:val="ListParagraph"/>
+        <w:numPr>
+          <w:ilvl w:val="0"/>
+          <w:numId w:val="2"/>
+        </w:numPr>
+        <w:spacing w:after="60" w:line="280"/>
+      </w:pPr>
+      <w:r>
+        <w:rPr>
+          <w:rFonts w:ascii="Calibri" w:cs="Calibri" w:eastAsia="Calibri" w:hAnsi="Calibri"/>
+          <w:b/>
+          <w:bCs/>
+          <w:color w:val="111418"/>
+          <w:sz w:val="22"/>
+          <w:szCs w:val="22"/>
+        </w:rPr>
+        <w:t xml:space="preserve">Live-threat drills.</w:t>
+      </w:r>
+      <w:r>
+        <w:rPr>
+          <w:rFonts w:ascii="Calibri" w:cs="Calibri" w:eastAsia="Calibri" w:hAnsi="Calibri"/>
+          <w:color w:val="111418"/>
+          <w:sz w:val="22"/>
+          <w:szCs w:val="22"/>
+        </w:rPr>
+        <w:t xml:space="preserve"> Scenario libraries are refreshed from regulator advisories, so a typology circulating in a market this week becomes a rehearsal in that market this week. The early-warning network runs in both directions: investor behaviour informs the regulator, and the regulator's intelligence becomes the next drill.</w:t>
+      </w:r>
+    </w:p>
+    <w:p>
+      <w:pPr>
+        <w:pStyle w:val="ListParagraph"/>
+        <w:numPr>
+          <w:ilvl w:val="0"/>
+          <w:numId w:val="2"/>
+        </w:numPr>
+        <w:spacing w:after="60" w:line="280"/>
+      </w:pPr>
+      <w:r>
+        <w:rPr>
+          <w:rFonts w:ascii="Calibri" w:cs="Calibri" w:eastAsia="Calibri" w:hAnsi="Calibri"/>
+          <w:b/>
+          <w:bCs/>
+          <w:color w:val="111418"/>
+          <w:sz w:val="22"/>
+          <w:szCs w:val="22"/>
+        </w:rPr>
+        <w:t xml:space="preserve">Certification, then maintenance.</w:t>
+      </w:r>
+      <w:r>
+        <w:rPr>
+          <w:rFonts w:ascii="Calibri" w:cs="Calibri" w:eastAsia="Calibri" w:hAnsi="Calibri"/>
+          <w:color w:val="111418"/>
+          <w:sz w:val="22"/>
+          <w:szCs w:val="22"/>
+        </w:rPr>
+        <w:t xml:space="preserve"> Certification is a milestone inside the relationship, not the end of it. Certified investors receive periodic unannounced drills and event-triggered sessions — a market shock prompts a discipline rehearsal that same day.</w:t>
+      </w:r>
+    </w:p>
+    <w:p>
+      <w:pPr>
+        <w:spacing w:after="160" w:line="300"/>
+      </w:pPr>
+      <w:r>
+        <w:rPr>
+          <w:rFonts w:ascii="Calibri" w:cs="Calibri" w:eastAsia="Calibri" w:hAnsi="Calibri"/>
+          <w:color w:val="111418"/>
+          <w:sz w:val="22"/>
+          <w:szCs w:val="22"/>
+        </w:rPr>
+        <w:t xml:space="preserve">This loop is also the platform's defensibility. Scenario content can be imitated. An investor's accumulated behavioural history with a mentor who remembers them cannot.</w:t>
       </w:r>
     </w:p>
     <w:p>
@@ -4773,7 +4725,7 @@
           <w:sz w:val="34"/>
           <w:szCs w:val="34"/>
         </w:rPr>
-        <w:t xml:space="preserve">Part Six — Institutional and Regulatory Value</w:t>
+        <w:t xml:space="preserve">Part Six — Measurement and Certification</w:t>
       </w:r>
     </w:p>
     <w:p>
@@ -4790,7 +4742,543 @@
           <w:sz w:val="26"/>
           <w:szCs w:val="26"/>
         </w:rPr>
-        <w:t xml:space="preserve">16. From One Investor to Market-Level Intelligence</w:t>
+        <w:t xml:space="preserve">17. The AUREN Investor Readiness Score (AIRS)</w:t>
+      </w:r>
+    </w:p>
+    <w:p>
+      <w:pPr>
+        <w:spacing w:after="160" w:line="300"/>
+      </w:pPr>
+      <w:r>
+        <w:rPr>
+          <w:rFonts w:ascii="Calibri" w:cs="Calibri" w:eastAsia="Calibri" w:hAnsi="Calibri"/>
+          <w:color w:val="111418"/>
+          <w:sz w:val="22"/>
+          <w:szCs w:val="22"/>
+        </w:rPr>
+        <w:t xml:space="preserve">The AUREN Investor Readiness Score — </w:t>
+      </w:r>
+      <w:r>
+        <w:rPr>
+          <w:rFonts w:ascii="Calibri" w:cs="Calibri" w:eastAsia="Calibri" w:hAnsi="Calibri"/>
+          <w:b/>
+          <w:bCs/>
+          <w:color w:val="111418"/>
+          <w:sz w:val="22"/>
+          <w:szCs w:val="22"/>
+        </w:rPr>
+        <w:t xml:space="preserve">AIRS</w:t>
+      </w:r>
+      <w:r>
+        <w:rPr>
+          <w:rFonts w:ascii="Calibri" w:cs="Calibri" w:eastAsia="Calibri" w:hAnsi="Calibri"/>
+          <w:color w:val="111418"/>
+          <w:sz w:val="22"/>
+          <w:szCs w:val="22"/>
+        </w:rPr>
+        <w:t xml:space="preserve"> — reflects demonstrated performance across the five readiness dimensions.</w:t>
+      </w:r>
+    </w:p>
+    <w:p>
+      <w:pPr>
+        <w:spacing w:after="160" w:line="300"/>
+      </w:pPr>
+      <w:r>
+        <w:rPr>
+          <w:rFonts w:ascii="Calibri" w:cs="Calibri" w:eastAsia="Calibri" w:hAnsi="Calibri"/>
+          <w:color w:val="111418"/>
+          <w:sz w:val="22"/>
+          <w:szCs w:val="22"/>
+        </w:rPr>
+        <w:t xml:space="preserve">It should be understood as a developmental measure rather than a permanent judgment.</w:t>
+      </w:r>
+    </w:p>
+    <w:p>
+      <w:pPr>
+        <w:spacing w:after="160" w:line="300"/>
+      </w:pPr>
+      <w:r>
+        <w:rPr>
+          <w:rFonts w:ascii="Calibri" w:cs="Calibri" w:eastAsia="Calibri" w:hAnsi="Calibri"/>
+          <w:color w:val="111418"/>
+          <w:sz w:val="22"/>
+          <w:szCs w:val="22"/>
+        </w:rPr>
+        <w:t xml:space="preserve">An investor may begin with a low score in AI Literacy and Scam Resistance. After completing targeted learning and varied simulations, the investor may demonstrate stronger source verification, better recognition of manipulation and more disciplined responses.</w:t>
+      </w:r>
+    </w:p>
+    <w:p>
+      <w:pPr>
+        <w:spacing w:after="160" w:line="300"/>
+      </w:pPr>
+      <w:r>
+        <w:rPr>
+          <w:rFonts w:ascii="Calibri" w:cs="Calibri" w:eastAsia="Calibri" w:hAnsi="Calibri"/>
+          <w:color w:val="111418"/>
+          <w:sz w:val="22"/>
+          <w:szCs w:val="22"/>
+        </w:rPr>
+        <w:t xml:space="preserve">Each movement in the score is supported by evidence from actual interactions.</w:t>
+      </w:r>
+    </w:p>
+    <w:p>
+      <w:pPr>
+        <w:spacing w:after="160" w:line="300"/>
+      </w:pPr>
+      <w:r>
+        <w:rPr>
+          <w:rFonts w:ascii="Calibri" w:cs="Calibri" w:eastAsia="Calibri" w:hAnsi="Calibri"/>
+          <w:color w:val="111418"/>
+          <w:sz w:val="22"/>
+          <w:szCs w:val="22"/>
+        </w:rPr>
+        <w:t xml:space="preserve">This creates explainability for the investor and auditability for the institution. When a regulator asks how outcomes are measured — a question the IOSCO application process asks explicitly — the answer is not a methodology description. It is the evidence trail itself.</w:t>
+      </w:r>
+    </w:p>
+    <w:p>
+      <w:pPr>
+        <w:spacing w:after="160" w:line="300"/>
+      </w:pPr>
+      <w:r>
+        <w:rPr>
+          <w:rFonts w:ascii="Calibri" w:cs="Calibri" w:eastAsia="Calibri" w:hAnsi="Calibri"/>
+          <w:color w:val="111418"/>
+          <w:sz w:val="22"/>
+          <w:szCs w:val="22"/>
+        </w:rPr>
+        <w:t xml:space="preserve">The score can support:</w:t>
+      </w:r>
+    </w:p>
+    <w:p>
+      <w:pPr>
+        <w:pStyle w:val="ListParagraph"/>
+        <w:numPr>
+          <w:ilvl w:val="0"/>
+          <w:numId w:val="2"/>
+        </w:numPr>
+        <w:spacing w:after="60" w:line="280"/>
+      </w:pPr>
+      <w:r>
+        <w:rPr>
+          <w:rFonts w:ascii="Calibri" w:cs="Calibri" w:eastAsia="Calibri" w:hAnsi="Calibri"/>
+          <w:color w:val="111418"/>
+          <w:sz w:val="22"/>
+          <w:szCs w:val="22"/>
+        </w:rPr>
+        <w:t xml:space="preserve">personalised development;</w:t>
+      </w:r>
+    </w:p>
+    <w:p>
+      <w:pPr>
+        <w:pStyle w:val="ListParagraph"/>
+        <w:numPr>
+          <w:ilvl w:val="0"/>
+          <w:numId w:val="2"/>
+        </w:numPr>
+        <w:spacing w:after="60" w:line="280"/>
+      </w:pPr>
+      <w:r>
+        <w:rPr>
+          <w:rFonts w:ascii="Calibri" w:cs="Calibri" w:eastAsia="Calibri" w:hAnsi="Calibri"/>
+          <w:color w:val="111418"/>
+          <w:sz w:val="22"/>
+          <w:szCs w:val="22"/>
+        </w:rPr>
+        <w:t xml:space="preserve">scenario progression;</w:t>
+      </w:r>
+    </w:p>
+    <w:p>
+      <w:pPr>
+        <w:pStyle w:val="ListParagraph"/>
+        <w:numPr>
+          <w:ilvl w:val="0"/>
+          <w:numId w:val="2"/>
+        </w:numPr>
+        <w:spacing w:after="60" w:line="280"/>
+      </w:pPr>
+      <w:r>
+        <w:rPr>
+          <w:rFonts w:ascii="Calibri" w:cs="Calibri" w:eastAsia="Calibri" w:hAnsi="Calibri"/>
+          <w:color w:val="111418"/>
+          <w:sz w:val="22"/>
+          <w:szCs w:val="22"/>
+        </w:rPr>
+        <w:t xml:space="preserve">competency certification;</w:t>
+      </w:r>
+    </w:p>
+    <w:p>
+      <w:pPr>
+        <w:pStyle w:val="ListParagraph"/>
+        <w:numPr>
+          <w:ilvl w:val="0"/>
+          <w:numId w:val="2"/>
+        </w:numPr>
+        <w:spacing w:after="60" w:line="280"/>
+      </w:pPr>
+      <w:r>
+        <w:rPr>
+          <w:rFonts w:ascii="Calibri" w:cs="Calibri" w:eastAsia="Calibri" w:hAnsi="Calibri"/>
+          <w:color w:val="111418"/>
+          <w:sz w:val="22"/>
+          <w:szCs w:val="22"/>
+        </w:rPr>
+        <w:t xml:space="preserve">cohort comparison;</w:t>
+      </w:r>
+    </w:p>
+    <w:p>
+      <w:pPr>
+        <w:pStyle w:val="ListParagraph"/>
+        <w:numPr>
+          <w:ilvl w:val="0"/>
+          <w:numId w:val="2"/>
+        </w:numPr>
+        <w:spacing w:after="60" w:line="280"/>
+      </w:pPr>
+      <w:r>
+        <w:rPr>
+          <w:rFonts w:ascii="Calibri" w:cs="Calibri" w:eastAsia="Calibri" w:hAnsi="Calibri"/>
+          <w:color w:val="111418"/>
+          <w:sz w:val="22"/>
+          <w:szCs w:val="22"/>
+        </w:rPr>
+        <w:t xml:space="preserve">programme evaluation;</w:t>
+      </w:r>
+    </w:p>
+    <w:p>
+      <w:pPr>
+        <w:pStyle w:val="ListParagraph"/>
+        <w:numPr>
+          <w:ilvl w:val="0"/>
+          <w:numId w:val="2"/>
+        </w:numPr>
+        <w:spacing w:after="60" w:line="280"/>
+      </w:pPr>
+      <w:r>
+        <w:rPr>
+          <w:rFonts w:ascii="Calibri" w:cs="Calibri" w:eastAsia="Calibri" w:hAnsi="Calibri"/>
+          <w:color w:val="111418"/>
+          <w:sz w:val="22"/>
+          <w:szCs w:val="22"/>
+        </w:rPr>
+        <w:t xml:space="preserve">research into investor vulnerability.</w:t>
+      </w:r>
+    </w:p>
+    <w:p>
+      <w:pPr>
+        <w:spacing w:after="160" w:line="300"/>
+      </w:pPr>
+      <w:r>
+        <w:rPr>
+          <w:rFonts w:ascii="Calibri" w:cs="Calibri" w:eastAsia="Calibri" w:hAnsi="Calibri"/>
+          <w:color w:val="111418"/>
+          <w:sz w:val="22"/>
+          <w:szCs w:val="22"/>
+        </w:rPr>
+        <w:t xml:space="preserve">AUREN measures behaviour demonstrated within the platform.</w:t>
+      </w:r>
+    </w:p>
+    <w:p>
+      <w:pPr>
+        <w:spacing w:after="160" w:line="300"/>
+      </w:pPr>
+      <w:r>
+        <w:rPr>
+          <w:rFonts w:ascii="Calibri" w:cs="Calibri" w:eastAsia="Calibri" w:hAnsi="Calibri"/>
+          <w:b/>
+          <w:bCs/>
+          <w:color w:val="111418"/>
+          <w:sz w:val="22"/>
+          <w:szCs w:val="22"/>
+        </w:rPr>
+        <w:t xml:space="preserve">The score should not be presented as a guarantee of future conduct or complete immunity from fraud.</w:t>
+      </w:r>
+      <w:r>
+        <w:rPr>
+          <w:rFonts w:ascii="Calibri" w:cs="Calibri" w:eastAsia="Calibri" w:hAnsi="Calibri"/>
+          <w:color w:val="111418"/>
+          <w:sz w:val="22"/>
+          <w:szCs w:val="22"/>
+        </w:rPr>
+        <w:t xml:space="preserve"> Its purpose is to provide a structured and evidence-based view of investor preparedness.</w:t>
+      </w:r>
+    </w:p>
+    <w:p>
+      <w:pPr>
+        <w:pStyle w:val="Heading2"/>
+        <w:spacing w:after="150" w:before="320"/>
+      </w:pPr>
+      <w:r>
+        <w:rPr>
+          <w:rFonts w:ascii="Cambria" w:cs="Cambria" w:eastAsia="Cambria" w:hAnsi="Cambria"/>
+          <w:b/>
+          <w:bCs/>
+          <w:color w:val="111418"/>
+          <w:sz w:val="26"/>
+          <w:szCs w:val="26"/>
+        </w:rPr>
+        <w:t xml:space="preserve">18. Certification of Demonstrated Competency</w:t>
+      </w:r>
+    </w:p>
+    <w:p>
+      <w:pPr>
+        <w:spacing w:after="160" w:line="300"/>
+      </w:pPr>
+      <w:r>
+        <w:rPr>
+          <w:rFonts w:ascii="Calibri" w:cs="Calibri" w:eastAsia="Calibri" w:hAnsi="Calibri"/>
+          <w:color w:val="111418"/>
+          <w:sz w:val="22"/>
+          <w:szCs w:val="22"/>
+        </w:rPr>
+        <w:t xml:space="preserve">Traditional certification often confirms that an investor completed a course.</w:t>
+      </w:r>
+    </w:p>
+    <w:p>
+      <w:pPr>
+        <w:spacing w:after="160" w:line="300"/>
+      </w:pPr>
+      <w:r>
+        <w:rPr>
+          <w:rFonts w:ascii="Calibri" w:cs="Calibri" w:eastAsia="Calibri" w:hAnsi="Calibri"/>
+          <w:color w:val="111418"/>
+          <w:sz w:val="22"/>
+          <w:szCs w:val="22"/>
+        </w:rPr>
+        <w:t xml:space="preserve">AUREN certification can confirm that the investor demonstrated defined behaviours within controlled scenarios.</w:t>
+      </w:r>
+    </w:p>
+    <w:p>
+      <w:pPr>
+        <w:spacing w:after="160" w:line="300"/>
+      </w:pPr>
+      <w:r>
+        <w:rPr>
+          <w:rFonts w:ascii="Calibri" w:cs="Calibri" w:eastAsia="Calibri" w:hAnsi="Calibri"/>
+          <w:color w:val="111418"/>
+          <w:sz w:val="22"/>
+          <w:szCs w:val="22"/>
+        </w:rPr>
+        <w:t xml:space="preserve">For example, certification may require the investor to:</w:t>
+      </w:r>
+    </w:p>
+    <w:p>
+      <w:pPr>
+        <w:pStyle w:val="ListParagraph"/>
+        <w:numPr>
+          <w:ilvl w:val="0"/>
+          <w:numId w:val="2"/>
+        </w:numPr>
+        <w:spacing w:after="60" w:line="280"/>
+      </w:pPr>
+      <w:r>
+        <w:rPr>
+          <w:rFonts w:ascii="Calibri" w:cs="Calibri" w:eastAsia="Calibri" w:hAnsi="Calibri"/>
+          <w:color w:val="111418"/>
+          <w:sz w:val="22"/>
+          <w:szCs w:val="22"/>
+        </w:rPr>
+        <w:t xml:space="preserve">challenge unsupported claims;</w:t>
+      </w:r>
+    </w:p>
+    <w:p>
+      <w:pPr>
+        <w:pStyle w:val="ListParagraph"/>
+        <w:numPr>
+          <w:ilvl w:val="0"/>
+          <w:numId w:val="2"/>
+        </w:numPr>
+        <w:spacing w:after="60" w:line="280"/>
+      </w:pPr>
+      <w:r>
+        <w:rPr>
+          <w:rFonts w:ascii="Calibri" w:cs="Calibri" w:eastAsia="Calibri" w:hAnsi="Calibri"/>
+          <w:color w:val="111418"/>
+          <w:sz w:val="22"/>
+          <w:szCs w:val="22"/>
+        </w:rPr>
+        <w:t xml:space="preserve">verify an entity through an approved source;</w:t>
+      </w:r>
+    </w:p>
+    <w:p>
+      <w:pPr>
+        <w:pStyle w:val="ListParagraph"/>
+        <w:numPr>
+          <w:ilvl w:val="0"/>
+          <w:numId w:val="2"/>
+        </w:numPr>
+        <w:spacing w:after="60" w:line="280"/>
+      </w:pPr>
+      <w:r>
+        <w:rPr>
+          <w:rFonts w:ascii="Calibri" w:cs="Calibri" w:eastAsia="Calibri" w:hAnsi="Calibri"/>
+          <w:color w:val="111418"/>
+          <w:sz w:val="22"/>
+          <w:szCs w:val="22"/>
+        </w:rPr>
+        <w:t xml:space="preserve">recognise urgency as a manipulation technique;</w:t>
+      </w:r>
+    </w:p>
+    <w:p>
+      <w:pPr>
+        <w:pStyle w:val="ListParagraph"/>
+        <w:numPr>
+          <w:ilvl w:val="0"/>
+          <w:numId w:val="2"/>
+        </w:numPr>
+        <w:spacing w:after="60" w:line="280"/>
+      </w:pPr>
+      <w:r>
+        <w:rPr>
+          <w:rFonts w:ascii="Calibri" w:cs="Calibri" w:eastAsia="Calibri" w:hAnsi="Calibri"/>
+          <w:color w:val="111418"/>
+          <w:sz w:val="22"/>
+          <w:szCs w:val="22"/>
+        </w:rPr>
+        <w:t xml:space="preserve">refuse an unverified transfer request;</w:t>
+      </w:r>
+    </w:p>
+    <w:p>
+      <w:pPr>
+        <w:pStyle w:val="ListParagraph"/>
+        <w:numPr>
+          <w:ilvl w:val="0"/>
+          <w:numId w:val="2"/>
+        </w:numPr>
+        <w:spacing w:after="60" w:line="280"/>
+      </w:pPr>
+      <w:r>
+        <w:rPr>
+          <w:rFonts w:ascii="Calibri" w:cs="Calibri" w:eastAsia="Calibri" w:hAnsi="Calibri"/>
+          <w:color w:val="111418"/>
+          <w:sz w:val="22"/>
+          <w:szCs w:val="22"/>
+        </w:rPr>
+        <w:t xml:space="preserve">identify the limitations of AI-generated information;</w:t>
+      </w:r>
+    </w:p>
+    <w:p>
+      <w:pPr>
+        <w:pStyle w:val="ListParagraph"/>
+        <w:numPr>
+          <w:ilvl w:val="0"/>
+          <w:numId w:val="2"/>
+        </w:numPr>
+        <w:spacing w:after="60" w:line="280"/>
+      </w:pPr>
+      <w:r>
+        <w:rPr>
+          <w:rFonts w:ascii="Calibri" w:cs="Calibri" w:eastAsia="Calibri" w:hAnsi="Calibri"/>
+          <w:color w:val="111418"/>
+          <w:sz w:val="22"/>
+          <w:szCs w:val="22"/>
+        </w:rPr>
+        <w:t xml:space="preserve">explain relevant investment risks;</w:t>
+      </w:r>
+    </w:p>
+    <w:p>
+      <w:pPr>
+        <w:pStyle w:val="ListParagraph"/>
+        <w:numPr>
+          <w:ilvl w:val="0"/>
+          <w:numId w:val="2"/>
+        </w:numPr>
+        <w:spacing w:after="60" w:line="280"/>
+      </w:pPr>
+      <w:r>
+        <w:rPr>
+          <w:rFonts w:ascii="Calibri" w:cs="Calibri" w:eastAsia="Calibri" w:hAnsi="Calibri"/>
+          <w:color w:val="111418"/>
+          <w:sz w:val="22"/>
+          <w:szCs w:val="22"/>
+        </w:rPr>
+        <w:t xml:space="preserve">maintain discipline during a simulated market event.</w:t>
+      </w:r>
+    </w:p>
+    <w:p>
+      <w:pPr>
+        <w:spacing w:after="160" w:line="300"/>
+      </w:pPr>
+      <w:r>
+        <w:rPr>
+          <w:rFonts w:ascii="Calibri" w:cs="Calibri" w:eastAsia="Calibri" w:hAnsi="Calibri"/>
+          <w:color w:val="111418"/>
+          <w:sz w:val="22"/>
+          <w:szCs w:val="22"/>
+        </w:rPr>
+        <w:t xml:space="preserve">Certification criteria can be configured according to the deploying institution or jurisdiction. A bank may define specific investor-education requirements. A university may integrate AUREN into financial or digital-literacy programmes. A regulator may define national investor-protection competencies.</w:t>
+      </w:r>
+    </w:p>
+    <w:p>
+      <w:pPr>
+        <w:spacing w:after="160" w:line="300"/>
+      </w:pPr>
+      <w:r>
+        <w:rPr>
+          <w:rFonts w:ascii="Calibri" w:cs="Calibri" w:eastAsia="Calibri" w:hAnsi="Calibri"/>
+          <w:color w:val="111418"/>
+          <w:sz w:val="22"/>
+          <w:szCs w:val="22"/>
+        </w:rPr>
+        <w:t xml:space="preserve">The system can classify outcomes as: </w:t>
+      </w:r>
+      <w:r>
+        <w:rPr>
+          <w:rFonts w:ascii="Calibri" w:cs="Calibri" w:eastAsia="Calibri" w:hAnsi="Calibri"/>
+          <w:b/>
+          <w:bCs/>
+          <w:color w:val="111418"/>
+          <w:sz w:val="22"/>
+          <w:szCs w:val="22"/>
+        </w:rPr>
+        <w:t xml:space="preserve">certified · needs review · requires retraining.</w:t>
+      </w:r>
+    </w:p>
+    <w:p>
+      <w:pPr>
+        <w:spacing w:after="160" w:line="300"/>
+      </w:pPr>
+      <w:r>
+        <w:rPr>
+          <w:rFonts w:ascii="Calibri" w:cs="Calibri" w:eastAsia="Calibri" w:hAnsi="Calibri"/>
+          <w:color w:val="111418"/>
+          <w:sz w:val="22"/>
+          <w:szCs w:val="22"/>
+        </w:rPr>
+        <w:t xml:space="preserve">Every classification remains connected to transcript evidence and the applicable assessment framework.</w:t>
+      </w:r>
+    </w:p>
+    <w:p>
+      <w:pPr>
+        <w:pStyle w:val="Heading1"/>
+        <w:spacing w:after="220" w:before="460"/>
+      </w:pPr>
+      <w:r>
+        <w:rPr>
+          <w:rFonts w:ascii="Cambria" w:cs="Cambria" w:eastAsia="Cambria" w:hAnsi="Cambria"/>
+          <w:b/>
+          <w:bCs/>
+          <w:color w:val="1F2940"/>
+          <w:sz w:val="34"/>
+          <w:szCs w:val="34"/>
+        </w:rPr>
+        <w:t xml:space="preserve">Part Seven — Institutional and Regulatory Value</w:t>
+      </w:r>
+    </w:p>
+    <w:p>
+      <w:pPr>
+        <w:pStyle w:val="Heading2"/>
+        <w:spacing w:after="150" w:before="320"/>
+      </w:pPr>
+      <w:r>
+        <w:rPr>
+          <w:rFonts w:ascii="Cambria" w:cs="Cambria" w:eastAsia="Cambria" w:hAnsi="Cambria"/>
+          <w:b/>
+          <w:bCs/>
+          <w:color w:val="111418"/>
+          <w:sz w:val="26"/>
+          <w:szCs w:val="26"/>
+        </w:rPr>
+        <w:t xml:space="preserve">19. From One Investor to Market-Level Intelligence</w:t>
       </w:r>
     </w:p>
     <w:p>
@@ -5041,7 +5529,7 @@
           <w:sz w:val="26"/>
           <w:szCs w:val="26"/>
         </w:rPr>
-        <w:t xml:space="preserve">17. The Regulator Dashboard</w:t>
+        <w:t xml:space="preserve">20. The Regulator Dashboard</w:t>
       </w:r>
     </w:p>
     <w:p>
@@ -5200,7 +5688,7 @@
           <w:sz w:val="26"/>
           <w:szCs w:val="26"/>
         </w:rPr>
-        <w:t xml:space="preserve">18. Value for Banks, Brokers and Universities</w:t>
+        <w:t xml:space="preserve">21. Value for Banks, Brokers and Universities</w:t>
       </w:r>
     </w:p>
     <w:p>
@@ -5306,7 +5794,7 @@
           <w:sz w:val="34"/>
           <w:szCs w:val="34"/>
         </w:rPr>
-        <w:t xml:space="preserve">Part Seven — Cross-Jurisdictional Deployment</w:t>
+        <w:t xml:space="preserve">Part Eight — Cross-Jurisdictional Deployment</w:t>
       </w:r>
     </w:p>
     <w:p>
@@ -5323,7 +5811,7 @@
           <w:sz w:val="26"/>
           <w:szCs w:val="26"/>
         </w:rPr>
-        <w:t xml:space="preserve">19. One AUREN, Many Languages and Markets</w:t>
+        <w:t xml:space="preserve">22. One AUREN, Many Languages and Markets</w:t>
       </w:r>
     </w:p>
     <w:p>
@@ -5620,7 +6108,7 @@
           <w:sz w:val="34"/>
           <w:szCs w:val="34"/>
         </w:rPr>
-        <w:t xml:space="preserve">Part Eight — The Technology Behind AUREN</w:t>
+        <w:t xml:space="preserve">Part Nine — The Technology Behind AUREN</w:t>
       </w:r>
     </w:p>
     <w:p>
@@ -5637,7 +6125,7 @@
           <w:sz w:val="26"/>
           <w:szCs w:val="26"/>
         </w:rPr>
-        <w:t xml:space="preserve">20. Powered by the HoloMe Platform</w:t>
+        <w:t xml:space="preserve">23. Powered by the HoloMe Platform</w:t>
       </w:r>
     </w:p>
     <w:p>
@@ -5798,7 +6286,7 @@
           <w:sz w:val="26"/>
           <w:szCs w:val="26"/>
         </w:rPr>
-        <w:t xml:space="preserve">21. The Three Brain Architecture</w:t>
+        <w:t xml:space="preserve">24. The Three Brain Architecture</w:t>
       </w:r>
     </w:p>
     <w:p>
@@ -5938,7 +6426,7 @@
           <w:sz w:val="26"/>
           <w:szCs w:val="26"/>
         </w:rPr>
-        <w:t xml:space="preserve">22. HoloMe Studio: The Deployment Factory</w:t>
+        <w:t xml:space="preserve">25. HoloMe Studio: The Deployment Factory</w:t>
       </w:r>
     </w:p>
     <w:p>
@@ -5997,7 +6485,7 @@
           <w:sz w:val="26"/>
           <w:szCs w:val="26"/>
         </w:rPr>
-        <w:t xml:space="preserve">23. The Trust Layer</w:t>
+        <w:t xml:space="preserve">26. The Trust Layer</w:t>
       </w:r>
     </w:p>
     <w:p>
@@ -6081,7 +6569,7 @@
           <w:sz w:val="34"/>
           <w:szCs w:val="34"/>
         </w:rPr>
-        <w:t xml:space="preserve">Part Nine — Answering the IOSCO Problem Statements</w:t>
+        <w:t xml:space="preserve">Part Ten — Answering the IOSCO Problem Statements</w:t>
       </w:r>
     </w:p>
     <w:p>
@@ -6098,7 +6586,7 @@
           <w:sz w:val="26"/>
           <w:szCs w:val="26"/>
         </w:rPr>
-        <w:t xml:space="preserve">24. Problem Statement One: AI-Enabled Fraud and Scams</w:t>
+        <w:t xml:space="preserve">27. Problem Statement One: AI-Enabled Fraud and Scams</w:t>
       </w:r>
     </w:p>
     <w:p>
@@ -6252,7 +6740,7 @@
           <w:sz w:val="26"/>
           <w:szCs w:val="26"/>
         </w:rPr>
-        <w:t xml:space="preserve">25. Problem Statement Two: Safe and Informed Use of AI</w:t>
+        <w:t xml:space="preserve">28. Problem Statement Two: Safe and Informed Use of AI</w:t>
       </w:r>
     </w:p>
     <w:p>
@@ -6520,7 +7008,7 @@
           <w:sz w:val="26"/>
           <w:szCs w:val="26"/>
         </w:rPr>
-        <w:t xml:space="preserve">26. How AUREN Maps to the Assessment Criteria</w:t>
+        <w:t xml:space="preserve">29. How AUREN Maps to the Assessment Criteria</w:t>
       </w:r>
     </w:p>
     <w:tbl>
@@ -6873,7 +7361,7 @@
           <w:sz w:val="34"/>
           <w:szCs w:val="34"/>
         </w:rPr>
-        <w:t xml:space="preserve">Part Ten — The Working Prototype</w:t>
+        <w:t xml:space="preserve">Part Eleven — The Working Prototype</w:t>
       </w:r>
     </w:p>
     <w:p>
@@ -6890,7 +7378,7 @@
           <w:sz w:val="26"/>
           <w:szCs w:val="26"/>
         </w:rPr>
-        <w:t xml:space="preserve">27. What Exists Today</w:t>
+        <w:t xml:space="preserve">30. What Exists Today</w:t>
       </w:r>
     </w:p>
     <w:p>
@@ -7015,7 +7503,7 @@
           <w:sz w:val="22"/>
           <w:szCs w:val="22"/>
         </w:rPr>
-        <w:t xml:space="preserve">generation of an initial readiness profile </w:t>
+        <w:t xml:space="preserve">generation of an initial readiness profile with an assigned level band — Novice, Developing, Confident or Advanced </w:t>
       </w:r>
       <w:r>
         <w:rPr>
@@ -7026,7 +7514,7 @@
           <w:sz w:val="22"/>
           <w:szCs w:val="22"/>
         </w:rPr>
-        <w:t xml:space="preserve">(Stage 2)</w:t>
+        <w:t xml:space="preserve">(Stage 2 · Part Five)</w:t>
       </w:r>
       <w:r>
         <w:rPr>
@@ -7054,7 +7542,7 @@
           <w:sz w:val="22"/>
           <w:szCs w:val="22"/>
         </w:rPr>
-        <w:t xml:space="preserve">a full-screen scam role-play with a separate adversarial persona </w:t>
+        <w:t xml:space="preserve">level-matched routing: the band selects the adversarial persona's sophistication and AUREN's coaching intensity, from live intervention to silent-observer mode with a full debrief </w:t>
       </w:r>
       <w:r>
         <w:rPr>
@@ -7065,7 +7553,7 @@
           <w:sz w:val="22"/>
           <w:szCs w:val="22"/>
         </w:rPr>
-        <w:t xml:space="preserve">(Stage 4)</w:t>
+        <w:t xml:space="preserve">(Part Five)</w:t>
       </w:r>
       <w:r>
         <w:rPr>
@@ -7093,7 +7581,7 @@
           <w:sz w:val="22"/>
           <w:szCs w:val="22"/>
         </w:rPr>
-        <w:t xml:space="preserve">AUREN visibly present as coach during the interaction, with real-time coaching prompts </w:t>
+        <w:t xml:space="preserve">a full-screen scam role-play with a separate adversarial persona </w:t>
       </w:r>
       <w:r>
         <w:rPr>
@@ -7104,7 +7592,7 @@
           <w:sz w:val="22"/>
           <w:szCs w:val="22"/>
         </w:rPr>
-        <w:t xml:space="preserve">(Stage 5)</w:t>
+        <w:t xml:space="preserve">(Stage 4)</w:t>
       </w:r>
       <w:r>
         <w:rPr>
@@ -7132,7 +7620,7 @@
           <w:sz w:val="22"/>
           <w:szCs w:val="22"/>
         </w:rPr>
-        <w:t xml:space="preserve">sentiment and response analysis </w:t>
+        <w:t xml:space="preserve">AUREN visibly present as coach during the interaction, with real-time coaching prompts </w:t>
       </w:r>
       <w:r>
         <w:rPr>
@@ -7171,7 +7659,7 @@
           <w:sz w:val="22"/>
           <w:szCs w:val="22"/>
         </w:rPr>
-        <w:t xml:space="preserve">evidence-based scoring and transcript-level competency mapping </w:t>
+        <w:t xml:space="preserve">sentiment and response analysis </w:t>
       </w:r>
       <w:r>
         <w:rPr>
@@ -7182,7 +7670,7 @@
           <w:sz w:val="22"/>
           <w:szCs w:val="22"/>
         </w:rPr>
-        <w:t xml:space="preserve">(Stage 6)</w:t>
+        <w:t xml:space="preserve">(Stage 5)</w:t>
       </w:r>
       <w:r>
         <w:rPr>
@@ -7210,7 +7698,7 @@
           <w:sz w:val="22"/>
           <w:szCs w:val="22"/>
         </w:rPr>
-        <w:t xml:space="preserve">classification as certified, needs review or requires retraining </w:t>
+        <w:t xml:space="preserve">evidence-based scoring and transcript-level competency mapping </w:t>
       </w:r>
       <w:r>
         <w:rPr>
@@ -7221,7 +7709,7 @@
           <w:sz w:val="22"/>
           <w:szCs w:val="22"/>
         </w:rPr>
-        <w:t xml:space="preserve">(Stage 7)</w:t>
+        <w:t xml:space="preserve">(Stage 6)</w:t>
       </w:r>
       <w:r>
         <w:rPr>
@@ -7249,7 +7737,7 @@
           <w:sz w:val="22"/>
           <w:szCs w:val="22"/>
         </w:rPr>
-        <w:t xml:space="preserve">multilingual experience in English, Bahasa Melayu and Spanish, with spoken voice </w:t>
+        <w:t xml:space="preserve">classification as certified, needs review or requires retraining </w:t>
       </w:r>
       <w:r>
         <w:rPr>
@@ -7260,7 +7748,7 @@
           <w:sz w:val="22"/>
           <w:szCs w:val="22"/>
         </w:rPr>
-        <w:t xml:space="preserve">(Part Seven)</w:t>
+        <w:t xml:space="preserve">(Stage 7)</w:t>
       </w:r>
       <w:r>
         <w:rPr>
@@ -7288,7 +7776,7 @@
           <w:sz w:val="22"/>
           <w:szCs w:val="22"/>
         </w:rPr>
-        <w:t xml:space="preserve">regulator-view demonstration and anonymised session analytics </w:t>
+        <w:t xml:space="preserve">a booked next action closing every scorecard, and a simulated next-day return in which AUREN recalls the weakest moment and retests the same pattern in a new disguise </w:t>
       </w:r>
       <w:r>
         <w:rPr>
@@ -7299,7 +7787,85 @@
           <w:sz w:val="22"/>
           <w:szCs w:val="22"/>
         </w:rPr>
-        <w:t xml:space="preserve">(Part Six)</w:t>
+        <w:t xml:space="preserve">(Part Five — the feedback loop, demonstrated)</w:t>
+      </w:r>
+      <w:r>
+        <w:rPr>
+          <w:rFonts w:ascii="Calibri" w:cs="Calibri" w:eastAsia="Calibri" w:hAnsi="Calibri"/>
+          <w:color w:val="111418"/>
+          <w:sz w:val="22"/>
+          <w:szCs w:val="22"/>
+        </w:rPr>
+        <w:t xml:space="preserve">;</w:t>
+      </w:r>
+    </w:p>
+    <w:p>
+      <w:pPr>
+        <w:pStyle w:val="ListParagraph"/>
+        <w:numPr>
+          <w:ilvl w:val="0"/>
+          <w:numId w:val="2"/>
+        </w:numPr>
+        <w:spacing w:after="60" w:line="280"/>
+      </w:pPr>
+      <w:r>
+        <w:rPr>
+          <w:rFonts w:ascii="Calibri" w:cs="Calibri" w:eastAsia="Calibri" w:hAnsi="Calibri"/>
+          <w:color w:val="111418"/>
+          <w:sz w:val="22"/>
+          <w:szCs w:val="22"/>
+        </w:rPr>
+        <w:t xml:space="preserve">multilingual experience in English, Bahasa Melayu and Spanish, with spoken voice </w:t>
+      </w:r>
+      <w:r>
+        <w:rPr>
+          <w:rFonts w:ascii="Calibri" w:cs="Calibri" w:eastAsia="Calibri" w:hAnsi="Calibri"/>
+          <w:i/>
+          <w:iCs/>
+          <w:color w:val="111418"/>
+          <w:sz w:val="22"/>
+          <w:szCs w:val="22"/>
+        </w:rPr>
+        <w:t xml:space="preserve">(Part Eight)</w:t>
+      </w:r>
+      <w:r>
+        <w:rPr>
+          <w:rFonts w:ascii="Calibri" w:cs="Calibri" w:eastAsia="Calibri" w:hAnsi="Calibri"/>
+          <w:color w:val="111418"/>
+          <w:sz w:val="22"/>
+          <w:szCs w:val="22"/>
+        </w:rPr>
+        <w:t xml:space="preserve">;</w:t>
+      </w:r>
+    </w:p>
+    <w:p>
+      <w:pPr>
+        <w:pStyle w:val="ListParagraph"/>
+        <w:numPr>
+          <w:ilvl w:val="0"/>
+          <w:numId w:val="2"/>
+        </w:numPr>
+        <w:spacing w:after="60" w:line="280"/>
+      </w:pPr>
+      <w:r>
+        <w:rPr>
+          <w:rFonts w:ascii="Calibri" w:cs="Calibri" w:eastAsia="Calibri" w:hAnsi="Calibri"/>
+          <w:color w:val="111418"/>
+          <w:sz w:val="22"/>
+          <w:szCs w:val="22"/>
+        </w:rPr>
+        <w:t xml:space="preserve">regulator-view demonstration and anonymised session analytics </w:t>
+      </w:r>
+      <w:r>
+        <w:rPr>
+          <w:rFonts w:ascii="Calibri" w:cs="Calibri" w:eastAsia="Calibri" w:hAnsi="Calibri"/>
+          <w:i/>
+          <w:iCs/>
+          <w:color w:val="111418"/>
+          <w:sz w:val="22"/>
+          <w:szCs w:val="22"/>
+        </w:rPr>
+        <w:t xml:space="preserve">(Part Seven)</w:t>
       </w:r>
       <w:r>
         <w:rPr>
@@ -7353,7 +7919,7 @@
           <w:sz w:val="34"/>
           <w:szCs w:val="34"/>
         </w:rPr>
-        <w:t xml:space="preserve">Part Eleven — Deployment Pathways</w:t>
+        <w:t xml:space="preserve">Part Twelve — Deployment Pathways</w:t>
       </w:r>
     </w:p>
     <w:p>
@@ -7370,7 +7936,7 @@
           <w:sz w:val="26"/>
           <w:szCs w:val="26"/>
         </w:rPr>
-        <w:t xml:space="preserve">28. Five Deployment Models</w:t>
+        <w:t xml:space="preserve">31. Five Deployment Models</w:t>
       </w:r>
     </w:p>
     <w:p>
@@ -7540,7 +8106,7 @@
           <w:sz w:val="34"/>
           <w:szCs w:val="34"/>
         </w:rPr>
-        <w:t xml:space="preserve">Part Twelve — The Madrid Demonstration</w:t>
+        <w:t xml:space="preserve">Part Thirteen — The Madrid Demonstration</w:t>
       </w:r>
     </w:p>
     <w:p>
@@ -7557,7 +8123,7 @@
           <w:sz w:val="26"/>
           <w:szCs w:val="26"/>
         </w:rPr>
-        <w:t xml:space="preserve">29. What We Will Show</w:t>
+        <w:t xml:space="preserve">32. What We Will Show</w:t>
       </w:r>
     </w:p>
     <w:p>
@@ -7613,7 +8179,7 @@
           <w:sz w:val="22"/>
           <w:szCs w:val="22"/>
         </w:rPr>
-        <w:t xml:space="preserve">At the end of the scenario, AUREN will return to the participant's exact words and explain which responses demonstrated readiness and which exposed vulnerability. The Investor Readiness Score will update. The regulator dashboard will then show how the interaction becomes an anonymised data point within a wider population-level view.</w:t>
+        <w:t xml:space="preserve">At the end of the scenario, AUREN will return to the participant's exact words and explain which responses demonstrated readiness and which exposed vulnerability. The Investor Readiness Score will update, and AUREN will book the next session — naming the one behaviour she will retest. A simulated next-day return will then show the loop itself: she remembers the weakest moment and retests the same pattern in a new disguise. The regulator dashboard will then show how the interaction becomes an anonymised data point within a wider population-level view.</w:t>
       </w:r>
     </w:p>
     <w:p>
@@ -7658,7 +8224,7 @@
           <w:sz w:val="34"/>
           <w:szCs w:val="34"/>
         </w:rPr>
-        <w:t xml:space="preserve">Part Thirteen — The Strategic Proposition</w:t>
+        <w:t xml:space="preserve">Part Fourteen — The Strategic Proposition</w:t>
       </w:r>
     </w:p>
     <w:p>
@@ -7675,7 +8241,7 @@
           <w:sz w:val="26"/>
           <w:szCs w:val="26"/>
         </w:rPr>
-        <w:t xml:space="preserve">30. From Education to Readiness</w:t>
+        <w:t xml:space="preserve">33. From Education to Readiness</w:t>
       </w:r>
     </w:p>
     <w:p>
